--- a/DOCS - ANEJOS/Plantillas/Por Anejo/08-08-red-de-saneamiento-fecales/10_donor_docx/Anexo 8 - Fecales.docx
+++ b/DOCS - ANEJOS/Plantillas/Por Anejo/08-08-red-de-saneamiento-fecales/10_donor_docx/Anexo 8 - Fecales.docx
@@ -236,7 +236,8 @@
     <w:p>
       <w:pPr>
         <w:pStyle w:val="Heading2"/>
-        <w:spacing w:after="120" w:before="360" w:line="240" w:lineRule="auto"/>
+        <w:spacing w:after="120" w:before="220" w:line="240" w:lineRule="auto"/>
+        <w:keepNext/>
       </w:pPr>
       <w:r>
         <w:rPr>
@@ -253,7 +254,7 @@
     <w:p>
       <w:pPr>
         <w:pStyle w:val="Normal"/>
-        <w:spacing w:after="120" w:before="0" w:line="240" w:lineRule="auto"/>
+        <w:spacing w:after="0" w:before="0" w:line="288" w:lineRule="auto"/>
         <w:jc w:val="both"/>
       </w:pPr>
       <w:r>
@@ -273,7 +274,7 @@
     <w:p>
       <w:pPr>
         <w:pStyle w:val="Normal"/>
-        <w:spacing w:after="120" w:before="0" w:line="240" w:lineRule="auto"/>
+        <w:spacing w:after="0" w:before="0" w:line="288" w:lineRule="auto"/>
         <w:jc w:val="both"/>
       </w:pPr>
       <w:r>
@@ -293,7 +294,7 @@
     <w:p>
       <w:pPr>
         <w:pStyle w:val="Normal"/>
-        <w:spacing w:after="120" w:before="0" w:line="240" w:lineRule="auto"/>
+        <w:spacing w:after="0" w:before="0" w:line="288" w:lineRule="auto"/>
         <w:jc w:val="both"/>
       </w:pPr>
       <w:r>
@@ -313,7 +314,7 @@
     <w:p>
       <w:pPr>
         <w:pStyle w:val="Normal"/>
-        <w:spacing w:after="120" w:before="0" w:line="240" w:lineRule="auto"/>
+        <w:spacing w:after="0" w:before="0" w:line="288" w:lineRule="auto"/>
         <w:jc w:val="both"/>
       </w:pPr>
       <w:r>
@@ -333,7 +334,7 @@
     <w:p>
       <w:pPr>
         <w:pStyle w:val="Normal"/>
-        <w:spacing w:after="120" w:before="0" w:line="240" w:lineRule="auto"/>
+        <w:spacing w:after="0" w:before="0" w:line="288" w:lineRule="auto"/>
         <w:jc w:val="both"/>
       </w:pPr>
       <w:r>
@@ -353,7 +354,7 @@
     <w:p>
       <w:pPr>
         <w:pStyle w:val="Normal"/>
-        <w:spacing w:after="120" w:before="0" w:line="240" w:lineRule="auto"/>
+        <w:spacing w:after="0" w:before="0" w:line="288" w:lineRule="auto"/>
         <w:jc w:val="both"/>
       </w:pPr>
       <w:r>
@@ -373,7 +374,8 @@
     <w:p>
       <w:pPr>
         <w:pStyle w:val="Heading2"/>
-        <w:spacing w:after="120" w:before="360" w:line="240" w:lineRule="auto"/>
+        <w:spacing w:after="120" w:before="220" w:line="240" w:lineRule="auto"/>
+        <w:keepNext/>
       </w:pPr>
       <w:r>
         <w:rPr>
@@ -390,7 +392,7 @@
     <w:p>
       <w:pPr>
         <w:pStyle w:val="Normal"/>
-        <w:spacing w:after="120" w:before="0" w:line="240" w:lineRule="auto"/>
+        <w:spacing w:after="0" w:before="0" w:line="288" w:lineRule="auto"/>
         <w:jc w:val="both"/>
       </w:pPr>
       <w:r>
@@ -410,7 +412,7 @@
     <w:p>
       <w:pPr>
         <w:pStyle w:val="Normal"/>
-        <w:spacing w:after="120" w:before="0" w:line="240" w:lineRule="auto"/>
+        <w:spacing w:after="0" w:before="0" w:line="288" w:lineRule="auto"/>
         <w:jc w:val="both"/>
       </w:pPr>
       <w:r>
@@ -430,7 +432,8 @@
     <w:p>
       <w:pPr>
         <w:pStyle w:val="Heading2"/>
-        <w:spacing w:after="120" w:before="360" w:line="240" w:lineRule="auto"/>
+        <w:spacing w:after="120" w:before="220" w:line="240" w:lineRule="auto"/>
+        <w:keepNext/>
       </w:pPr>
       <w:r>
         <w:rPr>
@@ -447,7 +450,7 @@
     <w:p>
       <w:pPr>
         <w:pStyle w:val="Normal"/>
-        <w:spacing w:after="120" w:before="0" w:line="240" w:lineRule="auto"/>
+        <w:spacing w:after="0" w:before="0" w:line="288" w:lineRule="auto"/>
         <w:jc w:val="both"/>
       </w:pPr>
       <w:r>
@@ -467,7 +470,7 @@
     <w:p>
       <w:pPr>
         <w:pStyle w:val="Normal"/>
-        <w:spacing w:after="120" w:before="0" w:line="240" w:lineRule="auto"/>
+        <w:spacing w:after="0" w:before="0" w:line="288" w:lineRule="auto"/>
         <w:jc w:val="both"/>
       </w:pPr>
       <w:r>
@@ -487,7 +490,7 @@
     <w:p>
       <w:pPr>
         <w:pStyle w:val="Normal"/>
-        <w:spacing w:after="120" w:before="0" w:line="240" w:lineRule="auto"/>
+        <w:spacing w:after="0" w:before="0" w:line="288" w:lineRule="auto"/>
         <w:jc w:val="both"/>
       </w:pPr>
       <w:r>
@@ -507,7 +510,7 @@
     <w:p>
       <w:pPr>
         <w:pStyle w:val="Normal"/>
-        <w:spacing w:after="120" w:before="0" w:line="240" w:lineRule="auto"/>
+        <w:spacing w:after="0" w:before="0" w:line="288" w:lineRule="auto"/>
         <w:jc w:val="both"/>
       </w:pPr>
       <w:r>
@@ -527,7 +530,7 @@
     <w:p>
       <w:pPr>
         <w:pStyle w:val="Normal"/>
-        <w:spacing w:after="120" w:before="0" w:line="240" w:lineRule="auto"/>
+        <w:spacing w:after="0" w:before="0" w:line="288" w:lineRule="auto"/>
         <w:jc w:val="both"/>
       </w:pPr>
       <w:r>
@@ -547,7 +550,7 @@
     <w:p>
       <w:pPr>
         <w:pStyle w:val="Normal"/>
-        <w:spacing w:after="120" w:before="0" w:line="240" w:lineRule="auto"/>
+        <w:spacing w:after="0" w:before="0" w:line="288" w:lineRule="auto"/>
         <w:jc w:val="both"/>
       </w:pPr>
       <w:r>
@@ -567,7 +570,7 @@
     <w:p>
       <w:pPr>
         <w:pStyle w:val="Normal"/>
-        <w:spacing w:after="120" w:before="0" w:line="240" w:lineRule="auto"/>
+        <w:spacing w:after="0" w:before="0" w:line="288" w:lineRule="auto"/>
         <w:jc w:val="both"/>
       </w:pPr>
       <w:r>
@@ -587,7 +590,7 @@
     <w:p>
       <w:pPr>
         <w:pStyle w:val="Normal"/>
-        <w:spacing w:after="120" w:before="0" w:line="240" w:lineRule="auto"/>
+        <w:spacing w:after="0" w:before="0" w:line="288" w:lineRule="auto"/>
         <w:jc w:val="both"/>
       </w:pPr>
       <w:r>
@@ -607,7 +610,8 @@
     <w:p>
       <w:pPr>
         <w:pStyle w:val="Heading2"/>
-        <w:spacing w:after="120" w:before="360" w:line="240" w:lineRule="auto"/>
+        <w:spacing w:after="120" w:before="220" w:line="240" w:lineRule="auto"/>
+        <w:keepNext/>
       </w:pPr>
       <w:r>
         <w:rPr>
@@ -624,7 +628,7 @@
     <w:p>
       <w:pPr>
         <w:pStyle w:val="Normal"/>
-        <w:spacing w:after="120" w:before="0" w:line="240" w:lineRule="auto"/>
+        <w:spacing w:after="0" w:before="0" w:line="288" w:lineRule="auto"/>
         <w:jc w:val="both"/>
       </w:pPr>
       <w:r>
@@ -644,7 +648,7 @@
     <w:p>
       <w:pPr>
         <w:pStyle w:val="Normal"/>
-        <w:spacing w:after="120" w:before="0" w:line="240" w:lineRule="auto"/>
+        <w:spacing w:after="0" w:before="0" w:line="288" w:lineRule="auto"/>
         <w:jc w:val="both"/>
       </w:pPr>
       <w:r>
@@ -664,7 +668,7 @@
     <w:p>
       <w:pPr>
         <w:pStyle w:val="Normal"/>
-        <w:spacing w:after="120" w:before="0" w:line="240" w:lineRule="auto"/>
+        <w:spacing w:after="0" w:before="0" w:line="288" w:lineRule="auto"/>
         <w:jc w:val="both"/>
       </w:pPr>
       <w:r>
@@ -684,7 +688,7 @@
     <w:p>
       <w:pPr>
         <w:pStyle w:val="Normal"/>
-        <w:spacing w:after="120" w:before="0" w:line="240" w:lineRule="auto"/>
+        <w:spacing w:after="0" w:before="0" w:line="288" w:lineRule="auto"/>
         <w:jc w:val="both"/>
       </w:pPr>
       <w:r>
@@ -704,7 +708,7 @@
     <w:p>
       <w:pPr>
         <w:pStyle w:val="Normal"/>
-        <w:spacing w:after="120" w:before="0" w:line="240" w:lineRule="auto"/>
+        <w:spacing w:after="0" w:before="0" w:line="288" w:lineRule="auto"/>
         <w:jc w:val="both"/>
       </w:pPr>
       <w:r>
@@ -721,17 +725,10 @@
         <w:t>En la tabla siguiente se recogen las características principales de los elementos que integran la solución proyectada:</w:t>
       </w:r>
     </w:p>
-    <w:p>
-      <w:r>
-        <w:rPr>
-          <w:rFonts w:ascii="Montserrat" w:hAnsi="Montserrat" w:eastAsia="Montserrat" w:cs="Montserrat"/>
-        </w:rPr>
-        <w:t xml:space="preserve">Tabla 1. Descripcion</w:t>
-      </w:r>
-    </w:p>
     <w:tbl>
       <w:tblPr>
         <w:tblW w:type="dxa" w:w="9072"/>
+        <w:jc w:val="center"/>
         <w:tblBorders>
           <w:top w:val="single" w:sz="4" w:color="595959" w:space="0"/>
           <w:left w:val="single" w:sz="4" w:color="595959" w:space="0"/>
@@ -740,6 +737,14 @@
           <w:insideH w:val="single" w:sz="4" w:color="595959" w:space="0"/>
           <w:insideV w:val="single" w:sz="4" w:color="595959" w:space="0"/>
         </w:tblBorders>
+        <w:tblStyle w:val="TableGrid"/>
+        <w:tblLayout w:type="fixed"/>
+        <w:tblCellMar>
+          <w:top w:w="80" w:type="dxa"/>
+          <w:left w:w="100" w:type="dxa"/>
+          <w:bottom w:w="80" w:type="dxa"/>
+          <w:right w:w="100" w:type="dxa"/>
+        </w:tblCellMar>
       </w:tblPr>
       <w:tblGrid>
         <w:gridCol w:w="2000"/>
@@ -750,18 +755,12 @@
       </w:tblGrid>
       <w:tr>
         <w:trPr>
-          <w:tblHeader/>
+          <w:tblHeader w:val="1"/>
           <w:cantSplit w:val="1"/>
         </w:trPr>
         <w:tc>
           <w:tcPr>
             <w:tcW w:type="dxa" w:w="2000"/>
-            <w:tcBorders>
-              <w:top w:val="none" w:color="FFFFFF" w:sz="0"/>
-              <w:left w:val="none" w:color="FFFFFF" w:sz="0"/>
-              <w:bottom w:val="none" w:color="FFFFFF" w:sz="0"/>
-              <w:right w:val="none" w:color="FFFFFF" w:sz="0"/>
-            </w:tcBorders>
             <w:tcMar>
               <w:top w:w="60" w:type="dxa"/>
               <w:bottom w:w="60" w:type="dxa"/>
@@ -769,21 +768,26 @@
               <w:right w:w="108" w:type="dxa"/>
             </w:tcMar>
             <w:vAlign w:val="center"/>
-            <w:shd w:val="clear" w:color="auto" w:fill="D9D9D9"/>
+            <w:shd w:val="clear" w:color="auto" w:fill="366092"/>
+            <w:tcBorders>
+              <w:top w:val="single" w:sz="4" w:space="0" w:color="366092"/>
+              <w:left w:val="single" w:sz="4" w:space="0" w:color="366092"/>
+              <w:bottom w:val="single" w:sz="4" w:space="0" w:color="366092"/>
+              <w:right w:val="single" w:sz="4" w:space="0" w:color="366092"/>
+            </w:tcBorders>
           </w:tcPr>
           <w:p>
             <w:pPr>
-              <w:spacing w:after="0" w:before="0"/>
+              <w:spacing w:after="20" w:before="20" w:line="240" w:lineRule="auto"/>
               <w:jc w:val="center"/>
+              <w:suppressAutoHyphens/>
             </w:pPr>
             <w:r>
               <w:rPr>
-                <w:rFonts w:ascii="Montserrat" w:hAnsi="Montserrat" w:cs="Montserrat"/>
-                <w:b/>
+                <w:rFonts w:ascii="Montserrat" w:hAnsi="Montserrat" w:cs="Montserrat" w:eastAsia="Montserrat"/>
+                <w:b w:val="1"/>
                 <w:bCs/>
                 <w:color w:val="FFFFFF"/>
-                <w:sz w:val="18"/>
-                <w:szCs w:val="18"/>
               </w:rPr>
               <w:t>Elemento</w:t>
             </w:r>
@@ -792,12 +796,6 @@
         <w:tc>
           <w:tcPr>
             <w:tcW w:type="dxa" w:w="2000"/>
-            <w:tcBorders>
-              <w:top w:val="none" w:color="FFFFFF" w:sz="0"/>
-              <w:left w:val="none" w:color="FFFFFF" w:sz="0"/>
-              <w:bottom w:val="none" w:color="FFFFFF" w:sz="0"/>
-              <w:right w:val="none" w:color="FFFFFF" w:sz="0"/>
-            </w:tcBorders>
             <w:tcMar>
               <w:top w:w="60" w:type="dxa"/>
               <w:bottom w:w="60" w:type="dxa"/>
@@ -805,21 +803,26 @@
               <w:right w:w="108" w:type="dxa"/>
             </w:tcMar>
             <w:vAlign w:val="center"/>
-            <w:shd w:val="clear" w:color="auto" w:fill="D9D9D9"/>
+            <w:shd w:val="clear" w:color="auto" w:fill="366092"/>
+            <w:tcBorders>
+              <w:top w:val="single" w:sz="4" w:space="0" w:color="366092"/>
+              <w:left w:val="single" w:sz="4" w:space="0" w:color="366092"/>
+              <w:bottom w:val="single" w:sz="4" w:space="0" w:color="366092"/>
+              <w:right w:val="single" w:sz="4" w:space="0" w:color="366092"/>
+            </w:tcBorders>
           </w:tcPr>
           <w:p>
             <w:pPr>
-              <w:spacing w:after="0" w:before="0"/>
+              <w:spacing w:after="20" w:before="20" w:line="240" w:lineRule="auto"/>
               <w:jc w:val="center"/>
+              <w:suppressAutoHyphens/>
             </w:pPr>
             <w:r>
               <w:rPr>
-                <w:rFonts w:ascii="Montserrat" w:hAnsi="Montserrat" w:cs="Montserrat"/>
-                <w:b/>
+                <w:rFonts w:ascii="Montserrat" w:hAnsi="Montserrat" w:cs="Montserrat" w:eastAsia="Montserrat"/>
+                <w:b w:val="1"/>
                 <w:bCs/>
                 <w:color w:val="FFFFFF"/>
-                <w:sz w:val="18"/>
-                <w:szCs w:val="18"/>
               </w:rPr>
               <w:t>Material</w:t>
             </w:r>
@@ -828,12 +831,6 @@
         <w:tc>
           <w:tcPr>
             <w:tcW w:type="dxa" w:w="2000"/>
-            <w:tcBorders>
-              <w:top w:val="none" w:color="FFFFFF" w:sz="0"/>
-              <w:left w:val="none" w:color="FFFFFF" w:sz="0"/>
-              <w:bottom w:val="none" w:color="FFFFFF" w:sz="0"/>
-              <w:right w:val="none" w:color="FFFFFF" w:sz="0"/>
-            </w:tcBorders>
             <w:tcMar>
               <w:top w:w="60" w:type="dxa"/>
               <w:bottom w:w="60" w:type="dxa"/>
@@ -841,21 +838,26 @@
               <w:right w:w="108" w:type="dxa"/>
             </w:tcMar>
             <w:vAlign w:val="center"/>
-            <w:shd w:val="clear" w:color="auto" w:fill="D9D9D9"/>
+            <w:shd w:val="clear" w:color="auto" w:fill="366092"/>
+            <w:tcBorders>
+              <w:top w:val="single" w:sz="4" w:space="0" w:color="366092"/>
+              <w:left w:val="single" w:sz="4" w:space="0" w:color="366092"/>
+              <w:bottom w:val="single" w:sz="4" w:space="0" w:color="366092"/>
+              <w:right w:val="single" w:sz="4" w:space="0" w:color="366092"/>
+            </w:tcBorders>
           </w:tcPr>
           <w:p>
             <w:pPr>
-              <w:spacing w:after="0" w:before="0"/>
+              <w:spacing w:after="20" w:before="20" w:line="240" w:lineRule="auto"/>
               <w:jc w:val="center"/>
+              <w:suppressAutoHyphens/>
             </w:pPr>
             <w:r>
               <w:rPr>
-                <w:rFonts w:ascii="Montserrat" w:hAnsi="Montserrat" w:cs="Montserrat"/>
-                <w:b/>
+                <w:rFonts w:ascii="Montserrat" w:hAnsi="Montserrat" w:cs="Montserrat" w:eastAsia="Montserrat"/>
+                <w:b w:val="1"/>
                 <w:bCs/>
                 <w:color w:val="FFFFFF"/>
-                <w:sz w:val="18"/>
-                <w:szCs w:val="18"/>
               </w:rPr>
               <w:t>DN (mm)</w:t>
             </w:r>
@@ -864,12 +866,6 @@
         <w:tc>
           <w:tcPr>
             <w:tcW w:type="dxa" w:w="1536"/>
-            <w:tcBorders>
-              <w:top w:val="none" w:color="FFFFFF" w:sz="0"/>
-              <w:left w:val="none" w:color="FFFFFF" w:sz="0"/>
-              <w:bottom w:val="none" w:color="FFFFFF" w:sz="0"/>
-              <w:right w:val="none" w:color="FFFFFF" w:sz="0"/>
-            </w:tcBorders>
             <w:tcMar>
               <w:top w:w="60" w:type="dxa"/>
               <w:bottom w:w="60" w:type="dxa"/>
@@ -877,21 +873,26 @@
               <w:right w:w="108" w:type="dxa"/>
             </w:tcMar>
             <w:vAlign w:val="center"/>
-            <w:shd w:val="clear" w:color="auto" w:fill="D9D9D9"/>
+            <w:shd w:val="clear" w:color="auto" w:fill="366092"/>
+            <w:tcBorders>
+              <w:top w:val="single" w:sz="4" w:space="0" w:color="366092"/>
+              <w:left w:val="single" w:sz="4" w:space="0" w:color="366092"/>
+              <w:bottom w:val="single" w:sz="4" w:space="0" w:color="366092"/>
+              <w:right w:val="single" w:sz="4" w:space="0" w:color="366092"/>
+            </w:tcBorders>
           </w:tcPr>
           <w:p>
             <w:pPr>
-              <w:spacing w:after="0" w:before="0"/>
+              <w:spacing w:after="20" w:before="20" w:line="240" w:lineRule="auto"/>
               <w:jc w:val="center"/>
+              <w:suppressAutoHyphens/>
             </w:pPr>
             <w:r>
               <w:rPr>
-                <w:rFonts w:ascii="Montserrat" w:hAnsi="Montserrat" w:cs="Montserrat"/>
-                <w:b/>
+                <w:rFonts w:ascii="Montserrat" w:hAnsi="Montserrat" w:cs="Montserrat" w:eastAsia="Montserrat"/>
+                <w:b w:val="1"/>
                 <w:bCs/>
                 <w:color w:val="FFFFFF"/>
-                <w:sz w:val="18"/>
-                <w:szCs w:val="18"/>
               </w:rPr>
               <w:t>Tipo / Pendiente</w:t>
             </w:r>
@@ -900,12 +901,6 @@
         <w:tc>
           <w:tcPr>
             <w:tcW w:type="dxa" w:w="1536"/>
-            <w:tcBorders>
-              <w:top w:val="none" w:color="FFFFFF" w:sz="0"/>
-              <w:left w:val="none" w:color="FFFFFF" w:sz="0"/>
-              <w:bottom w:val="none" w:color="FFFFFF" w:sz="0"/>
-              <w:right w:val="none" w:color="FFFFFF" w:sz="0"/>
-            </w:tcBorders>
             <w:tcMar>
               <w:top w:w="60" w:type="dxa"/>
               <w:bottom w:w="60" w:type="dxa"/>
@@ -913,21 +908,26 @@
               <w:right w:w="108" w:type="dxa"/>
             </w:tcMar>
             <w:vAlign w:val="center"/>
-            <w:shd w:val="clear" w:color="auto" w:fill="D9D9D9"/>
+            <w:shd w:val="clear" w:color="auto" w:fill="366092"/>
+            <w:tcBorders>
+              <w:top w:val="single" w:sz="4" w:space="0" w:color="366092"/>
+              <w:left w:val="single" w:sz="4" w:space="0" w:color="366092"/>
+              <w:bottom w:val="single" w:sz="4" w:space="0" w:color="366092"/>
+              <w:right w:val="single" w:sz="4" w:space="0" w:color="366092"/>
+            </w:tcBorders>
           </w:tcPr>
           <w:p>
             <w:pPr>
-              <w:spacing w:after="0" w:before="0"/>
+              <w:spacing w:after="20" w:before="20" w:line="240" w:lineRule="auto"/>
               <w:jc w:val="center"/>
+              <w:suppressAutoHyphens/>
             </w:pPr>
             <w:r>
               <w:rPr>
-                <w:rFonts w:ascii="Montserrat" w:hAnsi="Montserrat" w:cs="Montserrat"/>
-                <w:b/>
+                <w:rFonts w:ascii="Montserrat" w:hAnsi="Montserrat" w:cs="Montserrat" w:eastAsia="Montserrat"/>
+                <w:b w:val="1"/>
                 <w:bCs/>
                 <w:color w:val="FFFFFF"/>
-                <w:sz w:val="18"/>
-                <w:szCs w:val="18"/>
               </w:rPr>
               <w:t>Observaciones</w:t>
             </w:r>
@@ -941,12 +941,6 @@
         <w:tc>
           <w:tcPr>
             <w:tcW w:type="dxa" w:w="2000"/>
-            <w:tcBorders>
-              <w:top w:val="none" w:color="FFFFFF" w:sz="0"/>
-              <w:left w:val="none" w:color="FFFFFF" w:sz="0"/>
-              <w:bottom w:val="none" w:color="FFFFFF" w:sz="0"/>
-              <w:right w:val="none" w:color="FFFFFF" w:sz="0"/>
-            </w:tcBorders>
             <w:tcMar>
               <w:top w:w="60" w:type="dxa"/>
               <w:bottom w:w="60" w:type="dxa"/>
@@ -954,16 +948,25 @@
               <w:right w:w="108" w:type="dxa"/>
             </w:tcMar>
             <w:vAlign w:val="center"/>
+            <w:shd w:val="clear" w:color="auto" w:fill="FFFFFF"/>
+            <w:tcBorders>
+              <w:top w:val="single" w:sz="4" w:space="0" w:color="366092"/>
+              <w:left w:val="single" w:sz="4" w:space="0" w:color="366092"/>
+              <w:bottom w:val="single" w:sz="4" w:space="0" w:color="366092"/>
+              <w:right w:val="single" w:sz="4" w:space="0" w:color="366092"/>
+            </w:tcBorders>
           </w:tcPr>
           <w:p>
             <w:pPr>
-              <w:spacing w:after="0" w:before="0"/>
+              <w:spacing w:after="20" w:before="20" w:line="240" w:lineRule="auto"/>
+              <w:jc w:val="left"/>
+              <w:suppressAutoHyphens/>
             </w:pPr>
             <w:r>
               <w:rPr>
-                <w:rFonts w:ascii="Montserrat" w:hAnsi="Montserrat" w:cs="Montserrat"/>
-                <w:sz w:val="18"/>
-                <w:szCs w:val="18"/>
+                <w:rFonts w:ascii="Montserrat" w:hAnsi="Montserrat" w:cs="Montserrat" w:eastAsia="Montserrat"/>
+                <w:b w:val="0"/>
+                <w:color w:val="000000"/>
               </w:rPr>
               <w:t>Colector de aguas residuales</w:t>
             </w:r>
@@ -972,12 +975,6 @@
         <w:tc>
           <w:tcPr>
             <w:tcW w:type="dxa" w:w="2000"/>
-            <w:tcBorders>
-              <w:top w:val="none" w:color="FFFFFF" w:sz="0"/>
-              <w:left w:val="none" w:color="FFFFFF" w:sz="0"/>
-              <w:bottom w:val="none" w:color="FFFFFF" w:sz="0"/>
-              <w:right w:val="none" w:color="FFFFFF" w:sz="0"/>
-            </w:tcBorders>
             <w:tcMar>
               <w:top w:w="60" w:type="dxa"/>
               <w:bottom w:w="60" w:type="dxa"/>
@@ -985,16 +982,25 @@
               <w:right w:w="108" w:type="dxa"/>
             </w:tcMar>
             <w:vAlign w:val="center"/>
+            <w:shd w:val="clear" w:color="auto" w:fill="FFFFFF"/>
+            <w:tcBorders>
+              <w:top w:val="single" w:sz="4" w:space="0" w:color="366092"/>
+              <w:left w:val="single" w:sz="4" w:space="0" w:color="366092"/>
+              <w:bottom w:val="single" w:sz="4" w:space="0" w:color="366092"/>
+              <w:right w:val="single" w:sz="4" w:space="0" w:color="366092"/>
+            </w:tcBorders>
           </w:tcPr>
           <w:p>
             <w:pPr>
-              <w:spacing w:after="0" w:before="0"/>
+              <w:spacing w:after="20" w:before="20" w:line="240" w:lineRule="auto"/>
+              <w:jc w:val="left"/>
+              <w:suppressAutoHyphens/>
             </w:pPr>
             <w:r>
               <w:rPr>
-                <w:rFonts w:ascii="Montserrat" w:hAnsi="Montserrat" w:cs="Montserrat"/>
-                <w:sz w:val="18"/>
-                <w:szCs w:val="18"/>
+                <w:rFonts w:ascii="Montserrat" w:hAnsi="Montserrat" w:cs="Montserrat" w:eastAsia="Montserrat"/>
+                <w:b w:val="0"/>
+                <w:color w:val="000000"/>
               </w:rPr>
               <w:t>PVC SN8</w:t>
             </w:r>
@@ -1003,12 +1009,6 @@
         <w:tc>
           <w:tcPr>
             <w:tcW w:type="dxa" w:w="2000"/>
-            <w:tcBorders>
-              <w:top w:val="none" w:color="FFFFFF" w:sz="0"/>
-              <w:left w:val="none" w:color="FFFFFF" w:sz="0"/>
-              <w:bottom w:val="none" w:color="FFFFFF" w:sz="0"/>
-              <w:right w:val="none" w:color="FFFFFF" w:sz="0"/>
-            </w:tcBorders>
             <w:tcMar>
               <w:top w:w="60" w:type="dxa"/>
               <w:bottom w:w="60" w:type="dxa"/>
@@ -1016,17 +1016,25 @@
               <w:right w:w="108" w:type="dxa"/>
             </w:tcMar>
             <w:vAlign w:val="center"/>
+            <w:shd w:val="clear" w:color="auto" w:fill="FFFFFF"/>
+            <w:tcBorders>
+              <w:top w:val="single" w:sz="4" w:space="0" w:color="366092"/>
+              <w:left w:val="single" w:sz="4" w:space="0" w:color="366092"/>
+              <w:bottom w:val="single" w:sz="4" w:space="0" w:color="366092"/>
+              <w:right w:val="single" w:sz="4" w:space="0" w:color="366092"/>
+            </w:tcBorders>
           </w:tcPr>
           <w:p>
             <w:pPr>
-              <w:spacing w:after="0" w:before="0"/>
+              <w:spacing w:after="20" w:before="20" w:line="240" w:lineRule="auto"/>
               <w:jc w:val="right"/>
+              <w:suppressAutoHyphens/>
             </w:pPr>
             <w:r>
               <w:rPr>
-                <w:rFonts w:ascii="Montserrat" w:hAnsi="Montserrat" w:cs="Montserrat"/>
-                <w:sz w:val="18"/>
-                <w:szCs w:val="18"/>
+                <w:rFonts w:ascii="Montserrat" w:hAnsi="Montserrat" w:cs="Montserrat" w:eastAsia="Montserrat"/>
+                <w:b w:val="0"/>
+                <w:color w:val="000000"/>
               </w:rPr>
               <w:t>315</w:t>
             </w:r>
@@ -1035,12 +1043,6 @@
         <w:tc>
           <w:tcPr>
             <w:tcW w:type="dxa" w:w="1536"/>
-            <w:tcBorders>
-              <w:top w:val="none" w:color="FFFFFF" w:sz="0"/>
-              <w:left w:val="none" w:color="FFFFFF" w:sz="0"/>
-              <w:bottom w:val="none" w:color="FFFFFF" w:sz="0"/>
-              <w:right w:val="none" w:color="FFFFFF" w:sz="0"/>
-            </w:tcBorders>
             <w:tcMar>
               <w:top w:w="60" w:type="dxa"/>
               <w:bottom w:w="60" w:type="dxa"/>
@@ -1048,16 +1050,25 @@
               <w:right w:w="108" w:type="dxa"/>
             </w:tcMar>
             <w:vAlign w:val="center"/>
+            <w:shd w:val="clear" w:color="auto" w:fill="FFFFFF"/>
+            <w:tcBorders>
+              <w:top w:val="single" w:sz="4" w:space="0" w:color="366092"/>
+              <w:left w:val="single" w:sz="4" w:space="0" w:color="366092"/>
+              <w:bottom w:val="single" w:sz="4" w:space="0" w:color="366092"/>
+              <w:right w:val="single" w:sz="4" w:space="0" w:color="366092"/>
+            </w:tcBorders>
           </w:tcPr>
           <w:p>
             <w:pPr>
-              <w:spacing w:after="0" w:before="0"/>
+              <w:spacing w:after="20" w:before="20" w:line="240" w:lineRule="auto"/>
+              <w:jc w:val="left"/>
+              <w:suppressAutoHyphens/>
             </w:pPr>
             <w:r>
               <w:rPr>
-                <w:rFonts w:ascii="Montserrat" w:hAnsi="Montserrat" w:cs="Montserrat"/>
-                <w:sz w:val="18"/>
-                <w:szCs w:val="18"/>
+                <w:rFonts w:ascii="Montserrat" w:hAnsi="Montserrat" w:cs="Montserrat" w:eastAsia="Montserrat"/>
+                <w:b w:val="0"/>
+                <w:color w:val="000000"/>
               </w:rPr>
               <w:t>Gravedad / 0,3%</w:t>
             </w:r>
@@ -1066,12 +1077,6 @@
         <w:tc>
           <w:tcPr>
             <w:tcW w:type="dxa" w:w="1536"/>
-            <w:tcBorders>
-              <w:top w:val="none" w:color="FFFFFF" w:sz="0"/>
-              <w:left w:val="none" w:color="FFFFFF" w:sz="0"/>
-              <w:bottom w:val="none" w:color="FFFFFF" w:sz="0"/>
-              <w:right w:val="none" w:color="FFFFFF" w:sz="0"/>
-            </w:tcBorders>
             <w:tcMar>
               <w:top w:w="60" w:type="dxa"/>
               <w:bottom w:w="60" w:type="dxa"/>
@@ -1079,16 +1084,25 @@
               <w:right w:w="108" w:type="dxa"/>
             </w:tcMar>
             <w:vAlign w:val="center"/>
+            <w:shd w:val="clear" w:color="auto" w:fill="FFFFFF"/>
+            <w:tcBorders>
+              <w:top w:val="single" w:sz="4" w:space="0" w:color="366092"/>
+              <w:left w:val="single" w:sz="4" w:space="0" w:color="366092"/>
+              <w:bottom w:val="single" w:sz="4" w:space="0" w:color="366092"/>
+              <w:right w:val="single" w:sz="4" w:space="0" w:color="366092"/>
+            </w:tcBorders>
           </w:tcPr>
           <w:p>
             <w:pPr>
-              <w:spacing w:after="0" w:before="0"/>
+              <w:spacing w:after="20" w:before="20" w:line="240" w:lineRule="auto"/>
+              <w:jc w:val="left"/>
+              <w:suppressAutoHyphens/>
             </w:pPr>
             <w:r>
               <w:rPr>
-                <w:rFonts w:ascii="Montserrat" w:hAnsi="Montserrat" w:cs="Montserrat"/>
-                <w:sz w:val="18"/>
-                <w:szCs w:val="18"/>
+                <w:rFonts w:ascii="Montserrat" w:hAnsi="Montserrat" w:cs="Montserrat" w:eastAsia="Montserrat"/>
+                <w:b w:val="0"/>
+                <w:color w:val="000000"/>
               </w:rPr>
               <w:t>Dirección hacia C/ Rogelio Oliva. Sustituye conduccioness existentes (HVP Ø400 por acerado y PE Ø400 por calzada). Tramo C/ Fresnos del Guadalmar – C/ Doña Clarines.</w:t>
             </w:r>
@@ -1102,12 +1116,6 @@
         <w:tc>
           <w:tcPr>
             <w:tcW w:type="dxa" w:w="2000"/>
-            <w:tcBorders>
-              <w:top w:val="none" w:color="FFFFFF" w:sz="0"/>
-              <w:left w:val="none" w:color="FFFFFF" w:sz="0"/>
-              <w:bottom w:val="none" w:color="FFFFFF" w:sz="0"/>
-              <w:right w:val="none" w:color="FFFFFF" w:sz="0"/>
-            </w:tcBorders>
             <w:tcMar>
               <w:top w:w="60" w:type="dxa"/>
               <w:bottom w:w="60" w:type="dxa"/>
@@ -1115,19 +1123,25 @@
               <w:right w:w="108" w:type="dxa"/>
             </w:tcMar>
             <w:vAlign w:val="center"/>
-            <w:shd w:val="clear" w:color="auto" w:fill="D9D9D9"/>
+            <w:shd w:val="clear" w:color="auto" w:fill="D9EAF7"/>
+            <w:tcBorders>
+              <w:top w:val="single" w:sz="4" w:space="0" w:color="366092"/>
+              <w:left w:val="single" w:sz="4" w:space="0" w:color="366092"/>
+              <w:bottom w:val="single" w:sz="4" w:space="0" w:color="366092"/>
+              <w:right w:val="single" w:sz="4" w:space="0" w:color="366092"/>
+            </w:tcBorders>
           </w:tcPr>
           <w:p>
             <w:pPr>
-              <w:spacing w:after="0" w:before="0"/>
-              <w:jc w:val="center"/>
+              <w:spacing w:after="20" w:before="20" w:line="240" w:lineRule="auto"/>
+              <w:jc w:val="left"/>
+              <w:suppressAutoHyphens/>
             </w:pPr>
             <w:r>
               <w:rPr>
-                <w:rFonts w:ascii="Montserrat" w:hAnsi="Montserrat" w:cs="Montserrat"/>
-                <w:b/>
-                <w:sz w:val="18"/>
-                <w:szCs w:val="18"/>
+                <w:rFonts w:ascii="Montserrat" w:hAnsi="Montserrat" w:cs="Montserrat" w:eastAsia="Montserrat"/>
+                <w:b w:val="0"/>
+                <w:color w:val="000000"/>
               </w:rPr>
               <w:t>Conducciones de impulsión (×2)</w:t>
             </w:r>
@@ -1136,12 +1150,6 @@
         <w:tc>
           <w:tcPr>
             <w:tcW w:type="dxa" w:w="2000"/>
-            <w:tcBorders>
-              <w:top w:val="none" w:color="FFFFFF" w:sz="0"/>
-              <w:left w:val="none" w:color="FFFFFF" w:sz="0"/>
-              <w:bottom w:val="none" w:color="FFFFFF" w:sz="0"/>
-              <w:right w:val="none" w:color="FFFFFF" w:sz="0"/>
-            </w:tcBorders>
             <w:tcMar>
               <w:top w:w="60" w:type="dxa"/>
               <w:bottom w:w="60" w:type="dxa"/>
@@ -1149,19 +1157,25 @@
               <w:right w:w="108" w:type="dxa"/>
             </w:tcMar>
             <w:vAlign w:val="center"/>
-            <w:shd w:val="clear" w:color="auto" w:fill="D9D9D9"/>
+            <w:shd w:val="clear" w:color="auto" w:fill="D9EAF7"/>
+            <w:tcBorders>
+              <w:top w:val="single" w:sz="4" w:space="0" w:color="366092"/>
+              <w:left w:val="single" w:sz="4" w:space="0" w:color="366092"/>
+              <w:bottom w:val="single" w:sz="4" w:space="0" w:color="366092"/>
+              <w:right w:val="single" w:sz="4" w:space="0" w:color="366092"/>
+            </w:tcBorders>
           </w:tcPr>
           <w:p>
             <w:pPr>
-              <w:spacing w:after="0" w:before="0"/>
-              <w:jc w:val="center"/>
+              <w:spacing w:after="20" w:before="20" w:line="240" w:lineRule="auto"/>
+              <w:jc w:val="left"/>
+              <w:suppressAutoHyphens/>
             </w:pPr>
             <w:r>
               <w:rPr>
-                <w:rFonts w:ascii="Montserrat" w:hAnsi="Montserrat" w:cs="Montserrat"/>
-                <w:b/>
-                <w:sz w:val="18"/>
-                <w:szCs w:val="18"/>
+                <w:rFonts w:ascii="Montserrat" w:hAnsi="Montserrat" w:cs="Montserrat" w:eastAsia="Montserrat"/>
+                <w:b w:val="0"/>
+                <w:color w:val="000000"/>
               </w:rPr>
               <w:t>PE-100</w:t>
             </w:r>
@@ -1170,12 +1184,6 @@
         <w:tc>
           <w:tcPr>
             <w:tcW w:type="dxa" w:w="2000"/>
-            <w:tcBorders>
-              <w:top w:val="none" w:color="FFFFFF" w:sz="0"/>
-              <w:left w:val="none" w:color="FFFFFF" w:sz="0"/>
-              <w:bottom w:val="none" w:color="FFFFFF" w:sz="0"/>
-              <w:right w:val="none" w:color="FFFFFF" w:sz="0"/>
-            </w:tcBorders>
             <w:tcMar>
               <w:top w:w="60" w:type="dxa"/>
               <w:bottom w:w="60" w:type="dxa"/>
@@ -1183,19 +1191,25 @@
               <w:right w:w="108" w:type="dxa"/>
             </w:tcMar>
             <w:vAlign w:val="center"/>
-            <w:shd w:val="clear" w:color="auto" w:fill="D9D9D9"/>
+            <w:shd w:val="clear" w:color="auto" w:fill="D9EAF7"/>
+            <w:tcBorders>
+              <w:top w:val="single" w:sz="4" w:space="0" w:color="366092"/>
+              <w:left w:val="single" w:sz="4" w:space="0" w:color="366092"/>
+              <w:bottom w:val="single" w:sz="4" w:space="0" w:color="366092"/>
+              <w:right w:val="single" w:sz="4" w:space="0" w:color="366092"/>
+            </w:tcBorders>
           </w:tcPr>
           <w:p>
             <w:pPr>
-              <w:spacing w:after="0" w:before="0"/>
-              <w:jc w:val="center"/>
+              <w:spacing w:after="20" w:before="20" w:line="240" w:lineRule="auto"/>
+              <w:jc w:val="right"/>
+              <w:suppressAutoHyphens/>
             </w:pPr>
             <w:r>
               <w:rPr>
-                <w:rFonts w:ascii="Montserrat" w:hAnsi="Montserrat" w:cs="Montserrat"/>
-                <w:b/>
-                <w:sz w:val="18"/>
-                <w:szCs w:val="18"/>
+                <w:rFonts w:ascii="Montserrat" w:hAnsi="Montserrat" w:cs="Montserrat" w:eastAsia="Montserrat"/>
+                <w:b w:val="0"/>
+                <w:color w:val="000000"/>
               </w:rPr>
               <w:t>200</w:t>
             </w:r>
@@ -1204,12 +1218,6 @@
         <w:tc>
           <w:tcPr>
             <w:tcW w:type="dxa" w:w="1536"/>
-            <w:tcBorders>
-              <w:top w:val="none" w:color="FFFFFF" w:sz="0"/>
-              <w:left w:val="none" w:color="FFFFFF" w:sz="0"/>
-              <w:bottom w:val="none" w:color="FFFFFF" w:sz="0"/>
-              <w:right w:val="none" w:color="FFFFFF" w:sz="0"/>
-            </w:tcBorders>
             <w:tcMar>
               <w:top w:w="60" w:type="dxa"/>
               <w:bottom w:w="60" w:type="dxa"/>
@@ -1217,19 +1225,25 @@
               <w:right w:w="108" w:type="dxa"/>
             </w:tcMar>
             <w:vAlign w:val="center"/>
-            <w:shd w:val="clear" w:color="auto" w:fill="D9D9D9"/>
+            <w:shd w:val="clear" w:color="auto" w:fill="D9EAF7"/>
+            <w:tcBorders>
+              <w:top w:val="single" w:sz="4" w:space="0" w:color="366092"/>
+              <w:left w:val="single" w:sz="4" w:space="0" w:color="366092"/>
+              <w:bottom w:val="single" w:sz="4" w:space="0" w:color="366092"/>
+              <w:right w:val="single" w:sz="4" w:space="0" w:color="366092"/>
+            </w:tcBorders>
           </w:tcPr>
           <w:p>
             <w:pPr>
-              <w:spacing w:after="0" w:before="0"/>
-              <w:jc w:val="center"/>
+              <w:spacing w:after="20" w:before="20" w:line="240" w:lineRule="auto"/>
+              <w:jc w:val="left"/>
+              <w:suppressAutoHyphens/>
             </w:pPr>
             <w:r>
               <w:rPr>
-                <w:rFonts w:ascii="Montserrat" w:hAnsi="Montserrat" w:cs="Montserrat"/>
-                <w:b/>
-                <w:sz w:val="18"/>
-                <w:szCs w:val="18"/>
+                <w:rFonts w:ascii="Montserrat" w:hAnsi="Montserrat" w:cs="Montserrat" w:eastAsia="Montserrat"/>
+                <w:b w:val="0"/>
+                <w:color w:val="000000"/>
               </w:rPr>
               <w:t>Impulsión</w:t>
             </w:r>
@@ -1238,12 +1252,6 @@
         <w:tc>
           <w:tcPr>
             <w:tcW w:type="dxa" w:w="1536"/>
-            <w:tcBorders>
-              <w:top w:val="none" w:color="FFFFFF" w:sz="0"/>
-              <w:left w:val="none" w:color="FFFFFF" w:sz="0"/>
-              <w:bottom w:val="none" w:color="FFFFFF" w:sz="0"/>
-              <w:right w:val="none" w:color="FFFFFF" w:sz="0"/>
-            </w:tcBorders>
             <w:tcMar>
               <w:top w:w="60" w:type="dxa"/>
               <w:bottom w:w="60" w:type="dxa"/>
@@ -1251,19 +1259,25 @@
               <w:right w:w="108" w:type="dxa"/>
             </w:tcMar>
             <w:vAlign w:val="center"/>
-            <w:shd w:val="clear" w:color="auto" w:fill="D9D9D9"/>
+            <w:shd w:val="clear" w:color="auto" w:fill="D9EAF7"/>
+            <w:tcBorders>
+              <w:top w:val="single" w:sz="4" w:space="0" w:color="366092"/>
+              <w:left w:val="single" w:sz="4" w:space="0" w:color="366092"/>
+              <w:bottom w:val="single" w:sz="4" w:space="0" w:color="366092"/>
+              <w:right w:val="single" w:sz="4" w:space="0" w:color="366092"/>
+            </w:tcBorders>
           </w:tcPr>
           <w:p>
             <w:pPr>
-              <w:spacing w:after="0" w:before="0"/>
-              <w:jc w:val="center"/>
+              <w:spacing w:after="20" w:before="20" w:line="240" w:lineRule="auto"/>
+              <w:jc w:val="left"/>
+              <w:suppressAutoHyphens/>
             </w:pPr>
             <w:r>
               <w:rPr>
-                <w:rFonts w:ascii="Montserrat" w:hAnsi="Montserrat" w:cs="Montserrat"/>
-                <w:b/>
-                <w:sz w:val="18"/>
-                <w:szCs w:val="18"/>
+                <w:rFonts w:ascii="Montserrat" w:hAnsi="Montserrat" w:cs="Montserrat" w:eastAsia="Montserrat"/>
+                <w:b w:val="0"/>
+                <w:color w:val="000000"/>
               </w:rPr>
               <w:t>Desde C/ Doña Clarines hasta conexión con tuberías de impulsión existentes HACC Ø900.</w:t>
             </w:r>
@@ -1277,12 +1291,6 @@
         <w:tc>
           <w:tcPr>
             <w:tcW w:type="dxa" w:w="2000"/>
-            <w:tcBorders>
-              <w:top w:val="none" w:color="FFFFFF" w:sz="0"/>
-              <w:left w:val="none" w:color="FFFFFF" w:sz="0"/>
-              <w:bottom w:val="none" w:color="FFFFFF" w:sz="0"/>
-              <w:right w:val="none" w:color="FFFFFF" w:sz="0"/>
-            </w:tcBorders>
             <w:tcMar>
               <w:top w:w="60" w:type="dxa"/>
               <w:bottom w:w="60" w:type="dxa"/>
@@ -1290,16 +1298,25 @@
               <w:right w:w="108" w:type="dxa"/>
             </w:tcMar>
             <w:vAlign w:val="center"/>
+            <w:shd w:val="clear" w:color="auto" w:fill="FFFFFF"/>
+            <w:tcBorders>
+              <w:top w:val="single" w:sz="4" w:space="0" w:color="366092"/>
+              <w:left w:val="single" w:sz="4" w:space="0" w:color="366092"/>
+              <w:bottom w:val="single" w:sz="4" w:space="0" w:color="366092"/>
+              <w:right w:val="single" w:sz="4" w:space="0" w:color="366092"/>
+            </w:tcBorders>
           </w:tcPr>
           <w:p>
             <w:pPr>
-              <w:spacing w:after="0" w:before="0"/>
+              <w:spacing w:after="20" w:before="20" w:line="240" w:lineRule="auto"/>
+              <w:jc w:val="left"/>
+              <w:suppressAutoHyphens/>
             </w:pPr>
             <w:r>
               <w:rPr>
-                <w:rFonts w:ascii="Montserrat" w:hAnsi="Montserrat" w:cs="Montserrat"/>
-                <w:sz w:val="18"/>
-                <w:szCs w:val="18"/>
+                <w:rFonts w:ascii="Montserrat" w:hAnsi="Montserrat" w:cs="Montserrat" w:eastAsia="Montserrat"/>
+                <w:b w:val="0"/>
+                <w:color w:val="000000"/>
               </w:rPr>
               <w:t>Canalización eléctrica (×2 tubos)</w:t>
             </w:r>
@@ -1308,12 +1325,6 @@
         <w:tc>
           <w:tcPr>
             <w:tcW w:type="dxa" w:w="2000"/>
-            <w:tcBorders>
-              <w:top w:val="none" w:color="FFFFFF" w:sz="0"/>
-              <w:left w:val="none" w:color="FFFFFF" w:sz="0"/>
-              <w:bottom w:val="none" w:color="FFFFFF" w:sz="0"/>
-              <w:right w:val="none" w:color="FFFFFF" w:sz="0"/>
-            </w:tcBorders>
             <w:tcMar>
               <w:top w:w="60" w:type="dxa"/>
               <w:bottom w:w="60" w:type="dxa"/>
@@ -1321,16 +1332,25 @@
               <w:right w:w="108" w:type="dxa"/>
             </w:tcMar>
             <w:vAlign w:val="center"/>
+            <w:shd w:val="clear" w:color="auto" w:fill="FFFFFF"/>
+            <w:tcBorders>
+              <w:top w:val="single" w:sz="4" w:space="0" w:color="366092"/>
+              <w:left w:val="single" w:sz="4" w:space="0" w:color="366092"/>
+              <w:bottom w:val="single" w:sz="4" w:space="0" w:color="366092"/>
+              <w:right w:val="single" w:sz="4" w:space="0" w:color="366092"/>
+            </w:tcBorders>
           </w:tcPr>
           <w:p>
             <w:pPr>
-              <w:spacing w:after="0" w:before="0"/>
+              <w:spacing w:after="20" w:before="20" w:line="240" w:lineRule="auto"/>
+              <w:jc w:val="left"/>
+              <w:suppressAutoHyphens/>
             </w:pPr>
             <w:r>
               <w:rPr>
-                <w:rFonts w:ascii="Montserrat" w:hAnsi="Montserrat" w:cs="Montserrat"/>
-                <w:sz w:val="18"/>
-                <w:szCs w:val="18"/>
+                <w:rFonts w:ascii="Montserrat" w:hAnsi="Montserrat" w:cs="Montserrat" w:eastAsia="Montserrat"/>
+                <w:b w:val="0"/>
+                <w:color w:val="000000"/>
               </w:rPr>
               <w:t>PVC</w:t>
             </w:r>
@@ -1339,12 +1359,6 @@
         <w:tc>
           <w:tcPr>
             <w:tcW w:type="dxa" w:w="2000"/>
-            <w:tcBorders>
-              <w:top w:val="none" w:color="FFFFFF" w:sz="0"/>
-              <w:left w:val="none" w:color="FFFFFF" w:sz="0"/>
-              <w:bottom w:val="none" w:color="FFFFFF" w:sz="0"/>
-              <w:right w:val="none" w:color="FFFFFF" w:sz="0"/>
-            </w:tcBorders>
             <w:tcMar>
               <w:top w:w="60" w:type="dxa"/>
               <w:bottom w:w="60" w:type="dxa"/>
@@ -1352,17 +1366,25 @@
               <w:right w:w="108" w:type="dxa"/>
             </w:tcMar>
             <w:vAlign w:val="center"/>
+            <w:shd w:val="clear" w:color="auto" w:fill="FFFFFF"/>
+            <w:tcBorders>
+              <w:top w:val="single" w:sz="4" w:space="0" w:color="366092"/>
+              <w:left w:val="single" w:sz="4" w:space="0" w:color="366092"/>
+              <w:bottom w:val="single" w:sz="4" w:space="0" w:color="366092"/>
+              <w:right w:val="single" w:sz="4" w:space="0" w:color="366092"/>
+            </w:tcBorders>
           </w:tcPr>
           <w:p>
             <w:pPr>
-              <w:spacing w:after="0" w:before="0"/>
+              <w:spacing w:after="20" w:before="20" w:line="240" w:lineRule="auto"/>
               <w:jc w:val="right"/>
+              <w:suppressAutoHyphens/>
             </w:pPr>
             <w:r>
               <w:rPr>
-                <w:rFonts w:ascii="Montserrat" w:hAnsi="Montserrat" w:cs="Montserrat"/>
-                <w:sz w:val="18"/>
-                <w:szCs w:val="18"/>
+                <w:rFonts w:ascii="Montserrat" w:hAnsi="Montserrat" w:cs="Montserrat" w:eastAsia="Montserrat"/>
+                <w:b w:val="0"/>
+                <w:color w:val="000000"/>
               </w:rPr>
               <w:t>160</w:t>
             </w:r>
@@ -1371,12 +1393,6 @@
         <w:tc>
           <w:tcPr>
             <w:tcW w:type="dxa" w:w="1536"/>
-            <w:tcBorders>
-              <w:top w:val="none" w:color="FFFFFF" w:sz="0"/>
-              <w:left w:val="none" w:color="FFFFFF" w:sz="0"/>
-              <w:bottom w:val="none" w:color="FFFFFF" w:sz="0"/>
-              <w:right w:val="none" w:color="FFFFFF" w:sz="0"/>
-            </w:tcBorders>
             <w:tcMar>
               <w:top w:w="60" w:type="dxa"/>
               <w:bottom w:w="60" w:type="dxa"/>
@@ -1384,16 +1400,25 @@
               <w:right w:w="108" w:type="dxa"/>
             </w:tcMar>
             <w:vAlign w:val="center"/>
+            <w:shd w:val="clear" w:color="auto" w:fill="FFFFFF"/>
+            <w:tcBorders>
+              <w:top w:val="single" w:sz="4" w:space="0" w:color="366092"/>
+              <w:left w:val="single" w:sz="4" w:space="0" w:color="366092"/>
+              <w:bottom w:val="single" w:sz="4" w:space="0" w:color="366092"/>
+              <w:right w:val="single" w:sz="4" w:space="0" w:color="366092"/>
+            </w:tcBorders>
           </w:tcPr>
           <w:p>
             <w:pPr>
-              <w:spacing w:after="0" w:before="0"/>
+              <w:spacing w:after="20" w:before="20" w:line="240" w:lineRule="auto"/>
+              <w:jc w:val="left"/>
+              <w:suppressAutoHyphens/>
             </w:pPr>
             <w:r>
               <w:rPr>
-                <w:rFonts w:ascii="Montserrat" w:hAnsi="Montserrat" w:cs="Montserrat"/>
-                <w:sz w:val="18"/>
-                <w:szCs w:val="18"/>
+                <w:rFonts w:ascii="Montserrat" w:hAnsi="Montserrat" w:cs="Montserrat" w:eastAsia="Montserrat"/>
+                <w:b w:val="0"/>
+                <w:color w:val="000000"/>
               </w:rPr>
               <w:t>Canalización</w:t>
             </w:r>
@@ -1402,12 +1427,6 @@
         <w:tc>
           <w:tcPr>
             <w:tcW w:type="dxa" w:w="1536"/>
-            <w:tcBorders>
-              <w:top w:val="none" w:color="FFFFFF" w:sz="0"/>
-              <w:left w:val="none" w:color="FFFFFF" w:sz="0"/>
-              <w:bottom w:val="none" w:color="FFFFFF" w:sz="0"/>
-              <w:right w:val="none" w:color="FFFFFF" w:sz="0"/>
-            </w:tcBorders>
             <w:tcMar>
               <w:top w:w="60" w:type="dxa"/>
               <w:bottom w:w="60" w:type="dxa"/>
@@ -1415,16 +1434,25 @@
               <w:right w:w="108" w:type="dxa"/>
             </w:tcMar>
             <w:vAlign w:val="center"/>
+            <w:shd w:val="clear" w:color="auto" w:fill="FFFFFF"/>
+            <w:tcBorders>
+              <w:top w:val="single" w:sz="4" w:space="0" w:color="366092"/>
+              <w:left w:val="single" w:sz="4" w:space="0" w:color="366092"/>
+              <w:bottom w:val="single" w:sz="4" w:space="0" w:color="366092"/>
+              <w:right w:val="single" w:sz="4" w:space="0" w:color="366092"/>
+            </w:tcBorders>
           </w:tcPr>
           <w:p>
             <w:pPr>
-              <w:spacing w:after="0" w:before="0"/>
+              <w:spacing w:after="20" w:before="20" w:line="240" w:lineRule="auto"/>
+              <w:jc w:val="left"/>
+              <w:suppressAutoHyphens/>
             </w:pPr>
             <w:r>
               <w:rPr>
-                <w:rFonts w:ascii="Montserrat" w:hAnsi="Montserrat" w:cs="Montserrat"/>
-                <w:sz w:val="18"/>
-                <w:szCs w:val="18"/>
+                <w:rFonts w:ascii="Montserrat" w:hAnsi="Montserrat" w:cs="Montserrat" w:eastAsia="Montserrat"/>
+                <w:b w:val="0"/>
+                <w:color w:val="000000"/>
               </w:rPr>
               <w:t>Desde punto de conexión Endesa en n.º 24 de C/ Ramal Campo de Golf hasta esquina C/ Doña Clarines. Incluye ramal para EBAR San Julián.</w:t>
             </w:r>
@@ -1434,8 +1462,22 @@
     </w:tbl>
     <w:p>
       <w:pPr>
+        <w:spacing w:before="40" w:after="140" w:lineRule="auto"/>
+      </w:pPr>
+      <w:r>
+        <w:rPr>
+          <w:rFonts w:ascii="Montserrat" w:hAnsi="Montserrat" w:eastAsia="Montserrat" w:cs="Montserrat"/>
+          <w:sz w:val="18"/>
+          <w:szCs w:val="18"/>
+        </w:rPr>
+        <w:t xml:space="preserve">Tabla 1. Descripcion</w:t>
+      </w:r>
+    </w:p>
+    <w:p>
+      <w:pPr>
         <w:pStyle w:val="Heading2"/>
-        <w:spacing w:after="120" w:before="360" w:line="240" w:lineRule="auto"/>
+        <w:spacing w:after="120" w:before="220" w:line="240" w:lineRule="auto"/>
+        <w:keepNext/>
       </w:pPr>
       <w:r>
         <w:rPr>
@@ -1452,7 +1494,7 @@
     <w:p>
       <w:pPr>
         <w:pStyle w:val="Normal"/>
-        <w:spacing w:after="120" w:before="0" w:line="240" w:lineRule="auto"/>
+        <w:spacing w:after="0" w:before="0" w:line="288" w:lineRule="auto"/>
         <w:jc w:val="both"/>
       </w:pPr>
       <w:r>
@@ -1472,7 +1514,7 @@
     <w:p>
       <w:pPr>
         <w:pStyle w:val="Normal"/>
-        <w:spacing w:after="120" w:before="0" w:line="240" w:lineRule="auto"/>
+        <w:spacing w:after="0" w:before="0" w:line="288" w:lineRule="auto"/>
         <w:jc w:val="both"/>
       </w:pPr>
       <w:r>
@@ -1492,7 +1534,7 @@
     <w:p>
       <w:pPr>
         <w:pStyle w:val="Normal"/>
-        <w:spacing w:after="120" w:before="0" w:line="240" w:lineRule="auto"/>
+        <w:spacing w:after="0" w:before="0" w:line="288" w:lineRule="auto"/>
         <w:jc w:val="both"/>
       </w:pPr>
       <w:r>
@@ -1510,6 +1552,9 @@
       </w:r>
     </w:p>
     <w:p>
+      <w:pPr>
+        <w:spacing w:after="0" w:before="0" w:line="288" w:lineRule="auto"/>
+      </w:pPr>
       <w:r>
         <w:t xml:space="preserve">Control de vigencia documental: revisado el 20/04/2026 08:41:49 contra Red_Fecales_Tuberias_Trazable.csv (20/04/2026 08:34:10); Red_Fecales_Estructuras_Trazable.csv (20/04/2026 08:34:10); MEDICION FECALES.html (07/04/2026 10:27:07)</w:t>
       </w:r>
